--- a/policies/build/rewrite_reference/HCO_AAC_6_v2_REWRITE_DRAFT.docx
+++ b/policies/build/rewrite_reference/HCO_AAC_6_v2_REWRITE_DRAFT.docx
@@ -309,7 +309,7 @@
         <w:pStyle w:val="ListBullet"/>
       </w:pPr>
       <w:r>
-        <w:t>AAC.7 owns the laboratory quality assurance programme and the laboratory safety programme (IQC/EQA, MSDS, PPE training). This policy owns service scope, specimen process, TAT, critical intimation, reporting and outsourcing.</w:t>
+        <w:t>The laboratory quality assurance programme and the laboratory safety programme (IQC/EQA, MSDS, PPE training) are covered in other hospital policies. This policy owns service scope, specimen process, TAT, critical intimation, reporting and outsourcing.</w:t>
       </w:r>
     </w:p>
     <w:p>
@@ -325,7 +325,7 @@
         <w:pStyle w:val="ListBullet"/>
       </w:pPr>
       <w:r>
-        <w:t>ROM.6.e owns MoU structure for outsourced diagnostic services; this policy requires an MoU that incorporates quality assurance for laboratory outsourcing.</w:t>
+        <w:t>MoU structure for outsourced diagnostic services is covered in other hospital policies; this policy requires an MoU that incorporates quality assurance for laboratory outsourcing.</w:t>
       </w:r>
     </w:p>
     <w:p>
@@ -333,7 +333,7 @@
         <w:pStyle w:val="ListBullet"/>
       </w:pPr>
       <w:r>
-        <w:t>AAC.1 / AAC.2 own displayed clinical services and registration identity; the unique identification number used on specimens comes from registration.</w:t>
+        <w:t>Displayed clinical services and registration identity are covered in other hospital policies; the unique identification number used on specimens comes from registration.</w:t>
       </w:r>
     </w:p>
     <w:p>
@@ -2267,7 +2267,7 @@
         <w:pStyle w:val="ListBullet"/>
       </w:pPr>
       <w:r>
-        <w:t>Current MoU/agreement incorporating quality assurance (ROM.6.e).</w:t>
+        <w:t>Current MoU/agreement incorporating quality assurance.</w:t>
       </w:r>
     </w:p>
     <w:p>
@@ -2299,15 +2299,7 @@
         <w:pStyle w:val="ListBullet"/>
       </w:pPr>
       <w:r>
-        <w:t>ISO 15189:2022 and NABL 112 — guidance references for laboratory quality systems owned under AAC.7; cited here only as boundary.</w:t>
-      </w:r>
-    </w:p>
-    <w:p>
-      <w:pPr>
-        <w:pStyle w:val="ListBullet"/>
-      </w:pPr>
-      <w:r>
-        <w:t>Internal documents of «Hospital Name»: laboratory test menu; specimen SOPs; critical-limit list; authorised-signatory list; TAT definitions; recall/amendment log; outsourced laboratory MoUs (ROM.6.e); infection-control / biomedical-waste procedures for disposal.</w:t>
+        <w:t>ISO 15189:2022 and NABL 112 — guidance references for laboratory quality systems covered in other hospital policies; cited here only as boundary.</w:t>
       </w:r>
     </w:p>
     <w:p>
